--- a/문서/기관별/질의서_체육진흥과.docx
+++ b/문서/기관별/질의서_체육진흥과.docx
@@ -44,7 +44,7 @@
           <w:color w:val="6B7280"/>
           <w:sz w:val="20"/>
         </w:rPr>
-        <w:t>2026년 행정사무감사 · 작성 2026. 09. 18.</w:t>
+        <w:t>2026년 행정사무감사 · 작성 2026. 09. 23.</w:t>
       </w:r>
     </w:p>
     <w:p>

--- a/문서/기관별/질의서_체육진흥과.docx
+++ b/문서/기관별/질의서_체육진흥과.docx
@@ -44,7 +44,7 @@
           <w:color w:val="6B7280"/>
           <w:sz w:val="20"/>
         </w:rPr>
-        <w:t>2026년 행정사무감사 · 작성 2026. 09. 23.</w:t>
+        <w:t>2026년 행정사무감사 · 작성 2026. 09. 28.</w:t>
       </w:r>
     </w:p>
     <w:p>
@@ -564,6 +564,119 @@
     </w:p>
     <w:p>
       <w:pPr>
+        <w:spacing w:after="20" w:before="0" w:line="324" w:lineRule="auto"/>
+        <w:ind w:left="113"/>
+      </w:pPr>
+      <w:r>
+        <w:rPr>
+          <w:rFonts w:ascii="맑은 고딕" w:hAnsi="맑은 고딕" w:eastAsia="맑은 고딕"/>
+          <w:b/>
+          <w:color w:val="B91C1C"/>
+          <w:sz w:val="21"/>
+        </w:rPr>
+        <w:t xml:space="preserve">7. 【중점】 </w:t>
+      </w:r>
+      <w:r>
+        <w:rPr>
+          <w:rFonts w:ascii="맑은 고딕" w:hAnsi="맑은 고딕" w:eastAsia="맑은 고딕"/>
+          <w:b/>
+          <w:sz w:val="21"/>
+        </w:rPr>
+        <w:t>학교운동부 감소 실태(경기도 66곳 폐부)</w:t>
+      </w:r>
+    </w:p>
+    <w:p>
+      <w:pPr>
+        <w:spacing w:after="20" w:before="0" w:line="324" w:lineRule="auto"/>
+        <w:ind w:left="454"/>
+      </w:pPr>
+      <w:r>
+        <w:rPr>
+          <w:rFonts w:ascii="맑은 고딕" w:hAnsi="맑은 고딕" w:eastAsia="맑은 고딕"/>
+          <w:b w:val="0"/>
+          <w:sz w:val="21"/>
+        </w:rPr>
+        <w:t>국회 문체위 자료에 따르면 최근 3년(2023~2025) 경기도 내 학교운동부는 9곳이 신설되는 동안 66곳이 폐부돼, 서울(5곳 신설·33곳 폐부)과 함께 전국 폐부의 42.5%를 차지했습니다. 폐부 사유(안전관리 부담·인건비·선수 수급난)를 도 차원에서 파악하고 있습니까? 도교육청과 협력한 학교운동부 존치·통합 지원 대책이나 직장운동경기부·실업팀 연계 방안이 있습니까?</w:t>
+      </w:r>
+    </w:p>
+    <w:p>
+      <w:pPr>
+        <w:spacing w:after="0" w:before="0" w:line="324" w:lineRule="auto"/>
+        <w:ind w:left="454"/>
+      </w:pPr>
+      <w:r>
+        <w:rPr>
+          <w:rFonts w:ascii="맑은 고딕" w:hAnsi="맑은 고딕" w:eastAsia="맑은 고딕"/>
+          <w:b w:val="0"/>
+          <w:color w:val="6B7280"/>
+          <w:sz w:val="19"/>
+        </w:rPr>
+        <w:t>· 배경: 국회 문체위 자료, 다음뉴스 2026.9.23 단독보도.</w:t>
+      </w:r>
+    </w:p>
+    <w:p>
+      <w:pPr>
+        <w:spacing w:after="60" w:before="0" w:line="324" w:lineRule="auto"/>
+      </w:pPr>
+    </w:p>
+    <w:p>
+      <w:pPr>
+        <w:spacing w:after="20" w:before="0" w:line="324" w:lineRule="auto"/>
+        <w:ind w:left="113"/>
+      </w:pPr>
+      <w:r>
+        <w:rPr>
+          <w:rFonts w:ascii="맑은 고딕" w:hAnsi="맑은 고딕" w:eastAsia="맑은 고딕"/>
+          <w:b/>
+          <w:sz w:val="21"/>
+        </w:rPr>
+        <w:t xml:space="preserve">8. </w:t>
+      </w:r>
+      <w:r>
+        <w:rPr>
+          <w:rFonts w:ascii="맑은 고딕" w:hAnsi="맑은 고딕" w:eastAsia="맑은 고딕"/>
+          <w:b/>
+          <w:sz w:val="21"/>
+        </w:rPr>
+        <w:t>은퇴선수 진로지원 실효성</w:t>
+      </w:r>
+    </w:p>
+    <w:p>
+      <w:pPr>
+        <w:spacing w:after="20" w:before="0" w:line="324" w:lineRule="auto"/>
+        <w:ind w:left="454"/>
+      </w:pPr>
+      <w:r>
+        <w:rPr>
+          <w:rFonts w:ascii="맑은 고딕" w:hAnsi="맑은 고딕" w:eastAsia="맑은 고딕"/>
+          <w:b w:val="0"/>
+          <w:sz w:val="21"/>
+        </w:rPr>
+        <w:t>최근 5년간 전국 은퇴선수(선수경력자) 4만437명 중 정부 지원사업으로 취·창업한 인원은 202명(연 1% 미만)에 그쳤고, 정부가 발표하는 '진로전환율'은 전체가 아닌 진로지원센터 등록자만을 기준으로 산정해 실제와 괴리가 있다는 지적이 나왔습니다(임오경 의원). 경기도 소속 직장운동경기부 등에서 계약 만료·은퇴한 선수의 진로지원 실적과 국민체육진흥공단 '체육인 직업안정 사업' 연계·안내 현황은 어떻습니까?</w:t>
+      </w:r>
+    </w:p>
+    <w:p>
+      <w:pPr>
+        <w:spacing w:after="0" w:before="0" w:line="324" w:lineRule="auto"/>
+        <w:ind w:left="454"/>
+      </w:pPr>
+      <w:r>
+        <w:rPr>
+          <w:rFonts w:ascii="맑은 고딕" w:hAnsi="맑은 고딕" w:eastAsia="맑은 고딕"/>
+          <w:b w:val="0"/>
+          <w:color w:val="6B7280"/>
+          <w:sz w:val="19"/>
+        </w:rPr>
+        <w:t>· 배경: 국회 문체위 임오경 의원실 자료, 쿠키뉴스 2026.9.25.</w:t>
+      </w:r>
+    </w:p>
+    <w:p>
+      <w:pPr>
+        <w:spacing w:after="60" w:before="0" w:line="324" w:lineRule="auto"/>
+      </w:pPr>
+    </w:p>
+    <w:p>
+      <w:pPr>
         <w:spacing w:after="40" w:before="0" w:line="324" w:lineRule="auto"/>
       </w:pPr>
       <w:r>

--- a/문서/기관별/질의서_체육진흥과.docx
+++ b/문서/기관별/질의서_체육진흥과.docx
@@ -44,7 +44,7 @@
           <w:color w:val="6B7280"/>
           <w:sz w:val="20"/>
         </w:rPr>
-        <w:t>2026년 행정사무감사 · 작성 2026. 09. 28.</w:t>
+        <w:t>2026년 행정사무감사 · 작성 2026. 10. 01.</w:t>
       </w:r>
     </w:p>
     <w:p>

--- a/문서/기관별/질의서_체육진흥과.docx
+++ b/문서/기관별/질의서_체육진흥과.docx
@@ -44,7 +44,7 @@
           <w:color w:val="6B7280"/>
           <w:sz w:val="20"/>
         </w:rPr>
-        <w:t>2026년 행정사무감사 · 작성 2026. 10. 01.</w:t>
+        <w:t>2026년 행정사무감사 · 작성 2026. 10. 02.</w:t>
       </w:r>
     </w:p>
     <w:p>

--- a/문서/기관별/질의서_체육진흥과.docx
+++ b/문서/기관별/질의서_체육진흥과.docx
@@ -44,7 +44,7 @@
           <w:color w:val="6B7280"/>
           <w:sz w:val="20"/>
         </w:rPr>
-        <w:t>2026년 행정사무감사 · 작성 2026. 10. 02.</w:t>
+        <w:t>2026년 행정사무감사 · 작성 2026. 10. 19.</w:t>
       </w:r>
     </w:p>
     <w:p>
@@ -677,6 +677,62 @@
     </w:p>
     <w:p>
       <w:pPr>
+        <w:spacing w:after="20" w:before="0" w:line="324" w:lineRule="auto"/>
+        <w:ind w:left="113"/>
+      </w:pPr>
+      <w:r>
+        <w:rPr>
+          <w:rFonts w:ascii="맑은 고딕" w:hAnsi="맑은 고딕" w:eastAsia="맑은 고딕"/>
+          <w:b/>
+          <w:sz w:val="21"/>
+        </w:rPr>
+        <w:t xml:space="preserve">9. </w:t>
+      </w:r>
+      <w:r>
+        <w:rPr>
+          <w:rFonts w:ascii="맑은 고딕" w:hAnsi="맑은 고딕" w:eastAsia="맑은 고딕"/>
+          <w:b/>
+          <w:sz w:val="21"/>
+        </w:rPr>
+        <w:t>공공체육시설 사용료 감면 형평성과 유지관리</w:t>
+      </w:r>
+    </w:p>
+    <w:p>
+      <w:pPr>
+        <w:spacing w:after="20" w:before="0" w:line="324" w:lineRule="auto"/>
+        <w:ind w:left="454"/>
+      </w:pPr>
+      <w:r>
+        <w:rPr>
+          <w:rFonts w:ascii="맑은 고딕" w:hAnsi="맑은 고딕" w:eastAsia="맑은 고딕"/>
+          <w:b w:val="0"/>
+          <w:sz w:val="21"/>
+        </w:rPr>
+        <w:t>세종시에서 공공체육시설 바닥 파손과 장기 방치, 특정 종목에 치우친 사용료 감면 특혜가 지적됐습니다. 경기도와 시군의 공공체육시설도 같은 문제가 없는지 확인이 필요합니다. 시설별 감면 대상·감면액을 종목과 단체별로 제시하고, 최근 3년 안전점검에서 지적된 파손·노후 시설의 보수 완료율은 얼마입니까?</w:t>
+      </w:r>
+    </w:p>
+    <w:p>
+      <w:pPr>
+        <w:spacing w:after="0" w:before="0" w:line="324" w:lineRule="auto"/>
+        <w:ind w:left="454"/>
+      </w:pPr>
+      <w:r>
+        <w:rPr>
+          <w:rFonts w:ascii="맑은 고딕" w:hAnsi="맑은 고딕" w:eastAsia="맑은 고딕"/>
+          <w:b w:val="0"/>
+          <w:color w:val="6B7280"/>
+          <w:sz w:val="19"/>
+        </w:rPr>
+        <w:t>· 배경: 세종시 공공체육시설 감면 특혜·파손 방치 보도(2026.10.14~15)</w:t>
+      </w:r>
+    </w:p>
+    <w:p>
+      <w:pPr>
+        <w:spacing w:after="60" w:before="0" w:line="324" w:lineRule="auto"/>
+      </w:pPr>
+    </w:p>
+    <w:p>
+      <w:pPr>
         <w:spacing w:after="40" w:before="0" w:line="324" w:lineRule="auto"/>
       </w:pPr>
       <w:r>
